--- a/classroom_activities/anova_part_b_student_08.docx
+++ b/classroom_activities/anova_part_b_student_08.docx
@@ -628,6 +628,354 @@
                 <w:noProof/>
                 <w:color w:val="000000" w:themeColor="text1"/>
               </w:rPr>
+              <mc:AlternateContent>
+                <mc:Choice Requires="wpi">
+                  <w:drawing>
+                    <wp:anchor distT="0" distB="0" distL="114300" distR="114300" simplePos="0" relativeHeight="251671552" behindDoc="0" locked="0" layoutInCell="1" allowOverlap="1" wp14:anchorId="17ED9494" wp14:editId="0B5A497C">
+                      <wp:simplePos x="0" y="0"/>
+                      <wp:positionH relativeFrom="column">
+                        <wp:posOffset>1699320</wp:posOffset>
+                      </wp:positionH>
+                      <wp:positionV relativeFrom="paragraph">
+                        <wp:posOffset>1053065</wp:posOffset>
+                      </wp:positionV>
+                      <wp:extent cx="43920" cy="83160"/>
+                      <wp:effectExtent l="38100" t="38100" r="32385" b="31750"/>
+                      <wp:wrapNone/>
+                      <wp:docPr id="762515662" name="Ink 13"/>
+                      <wp:cNvGraphicFramePr/>
+                      <a:graphic xmlns:a="http://schemas.openxmlformats.org/drawingml/2006/main">
+                        <a:graphicData uri="http://schemas.microsoft.com/office/word/2010/wordprocessingInk">
+                          <w14:contentPart bwMode="auto" r:id="rId7">
+                            <w14:nvContentPartPr>
+                              <w14:cNvContentPartPr/>
+                            </w14:nvContentPartPr>
+                            <w14:xfrm>
+                              <a:off x="0" y="0"/>
+                              <a:ext cx="43920" cy="83160"/>
+                            </w14:xfrm>
+                          </w14:contentPart>
+                        </a:graphicData>
+                      </a:graphic>
+                    </wp:anchor>
+                  </w:drawing>
+                </mc:Choice>
+                <mc:Fallback>
+                  <w:pict>
+                    <v:shapetype w14:anchorId="0DA1A88A" id="_x0000_t75" coordsize="21600,21600" o:spt="75" o:preferrelative="t" path="m@4@5l@4@11@9@11@9@5xe" filled="f" stroked="f">
+                      <v:stroke joinstyle="miter"/>
+                      <v:formulas>
+                        <v:f eqn="if lineDrawn pixelLineWidth 0"/>
+                        <v:f eqn="sum @0 1 0"/>
+                        <v:f eqn="sum 0 0 @1"/>
+                        <v:f eqn="prod @2 1 2"/>
+                        <v:f eqn="prod @3 21600 pixelWidth"/>
+                        <v:f eqn="prod @3 21600 pixelHeight"/>
+                        <v:f eqn="sum @0 0 1"/>
+                        <v:f eqn="prod @6 1 2"/>
+                        <v:f eqn="prod @7 21600 pixelWidth"/>
+                        <v:f eqn="sum @8 21600 0"/>
+                        <v:f eqn="prod @7 21600 pixelHeight"/>
+                        <v:f eqn="sum @10 21600 0"/>
+                      </v:formulas>
+                      <v:path o:extrusionok="f" gradientshapeok="t" o:connecttype="rect"/>
+                      <o:lock v:ext="edit" aspectratio="t"/>
+                    </v:shapetype>
+                    <v:shape id="Ink 13" o:spid="_x0000_s1026" type="#_x0000_t75" style="position:absolute;margin-left:133.45pt;margin-top:82.55pt;width:4.15pt;height:7.3pt;z-index:251671552;visibility:visible;mso-wrap-style:square;mso-wrap-distance-left:9pt;mso-wrap-distance-top:0;mso-wrap-distance-right:9pt;mso-wrap-distance-bottom:0;mso-position-horizontal:absolute;mso-position-horizontal-relative:text;mso-position-vertical:absolute;mso-position-vertical-relative:text" o:gfxdata="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">
+                      <v:imagedata r:id="rId8" o:title=""/>
+                    </v:shape>
+                  </w:pict>
+                </mc:Fallback>
+              </mc:AlternateContent>
+            </w:r>
+            <w:r>
+              <w:rPr>
+                <w:rFonts w:ascii="Garamond" w:hAnsi="Garamond"/>
+                <w:noProof/>
+                <w:color w:val="000000" w:themeColor="text1"/>
+              </w:rPr>
+              <mc:AlternateContent>
+                <mc:Choice Requires="wpi">
+                  <w:drawing>
+                    <wp:anchor distT="0" distB="0" distL="114300" distR="114300" simplePos="0" relativeHeight="251670528" behindDoc="0" locked="0" layoutInCell="1" allowOverlap="1" wp14:anchorId="35E3BD2F" wp14:editId="30797F71">
+                      <wp:simplePos x="0" y="0"/>
+                      <wp:positionH relativeFrom="column">
+                        <wp:posOffset>1623060</wp:posOffset>
+                      </wp:positionH>
+                      <wp:positionV relativeFrom="paragraph">
+                        <wp:posOffset>902335</wp:posOffset>
+                      </wp:positionV>
+                      <wp:extent cx="112050" cy="214630"/>
+                      <wp:effectExtent l="25400" t="38100" r="27940" b="39370"/>
+                      <wp:wrapNone/>
+                      <wp:docPr id="157341481" name="Ink 12"/>
+                      <wp:cNvGraphicFramePr/>
+                      <a:graphic xmlns:a="http://schemas.openxmlformats.org/drawingml/2006/main">
+                        <a:graphicData uri="http://schemas.microsoft.com/office/word/2010/wordprocessingInk">
+                          <w14:contentPart bwMode="auto" r:id="rId9">
+                            <w14:nvContentPartPr>
+                              <w14:cNvContentPartPr/>
+                            </w14:nvContentPartPr>
+                            <w14:xfrm>
+                              <a:off x="0" y="0"/>
+                              <a:ext cx="112050" cy="214630"/>
+                            </w14:xfrm>
+                          </w14:contentPart>
+                        </a:graphicData>
+                      </a:graphic>
+                    </wp:anchor>
+                  </w:drawing>
+                </mc:Choice>
+                <mc:Fallback>
+                  <w:pict>
+                    <v:shape w14:anchorId="148FE49E" id="Ink 12" o:spid="_x0000_s1026" type="#_x0000_t75" style="position:absolute;margin-left:127.45pt;margin-top:70.7pt;width:9.5pt;height:17.6pt;z-index:251670528;visibility:visible;mso-wrap-style:square;mso-wrap-distance-left:9pt;mso-wrap-distance-top:0;mso-wrap-distance-right:9pt;mso-wrap-distance-bottom:0;mso-position-horizontal:absolute;mso-position-horizontal-relative:text;mso-position-vertical:absolute;mso-position-vertical-relative:text" o:gfxdata="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">
+                      <v:imagedata r:id="rId10" o:title=""/>
+                    </v:shape>
+                  </w:pict>
+                </mc:Fallback>
+              </mc:AlternateContent>
+            </w:r>
+            <w:r>
+              <w:rPr>
+                <w:rFonts w:ascii="Garamond" w:hAnsi="Garamond"/>
+                <w:noProof/>
+                <w:color w:val="000000" w:themeColor="text1"/>
+              </w:rPr>
+              <mc:AlternateContent>
+                <mc:Choice Requires="wpi">
+                  <w:drawing>
+                    <wp:anchor distT="0" distB="0" distL="114300" distR="114300" simplePos="0" relativeHeight="251667456" behindDoc="0" locked="0" layoutInCell="1" allowOverlap="1" wp14:anchorId="16CBAF1E" wp14:editId="6F13057E">
+                      <wp:simplePos x="0" y="0"/>
+                      <wp:positionH relativeFrom="column">
+                        <wp:posOffset>1239520</wp:posOffset>
+                      </wp:positionH>
+                      <wp:positionV relativeFrom="paragraph">
+                        <wp:posOffset>1087120</wp:posOffset>
+                      </wp:positionV>
+                      <wp:extent cx="49680" cy="83185"/>
+                      <wp:effectExtent l="38100" t="38100" r="13970" b="31115"/>
+                      <wp:wrapNone/>
+                      <wp:docPr id="873754232" name="Ink 9"/>
+                      <wp:cNvGraphicFramePr/>
+                      <a:graphic xmlns:a="http://schemas.openxmlformats.org/drawingml/2006/main">
+                        <a:graphicData uri="http://schemas.microsoft.com/office/word/2010/wordprocessingInk">
+                          <w14:contentPart bwMode="auto" r:id="rId11">
+                            <w14:nvContentPartPr>
+                              <w14:cNvContentPartPr/>
+                            </w14:nvContentPartPr>
+                            <w14:xfrm>
+                              <a:off x="0" y="0"/>
+                              <a:ext cx="49680" cy="83185"/>
+                            </w14:xfrm>
+                          </w14:contentPart>
+                        </a:graphicData>
+                      </a:graphic>
+                    </wp:anchor>
+                  </w:drawing>
+                </mc:Choice>
+                <mc:Fallback>
+                  <w:pict>
+                    <v:shape w14:anchorId="3D83E381" id="Ink 9" o:spid="_x0000_s1026" type="#_x0000_t75" style="position:absolute;margin-left:97.25pt;margin-top:85.25pt;width:4.6pt;height:7.25pt;z-index:251667456;visibility:visible;mso-wrap-style:square;mso-wrap-distance-left:9pt;mso-wrap-distance-top:0;mso-wrap-distance-right:9pt;mso-wrap-distance-bottom:0;mso-position-horizontal:absolute;mso-position-horizontal-relative:text;mso-position-vertical:absolute;mso-position-vertical-relative:text" o:gfxdata="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">
+                      <v:imagedata r:id="rId12" o:title=""/>
+                    </v:shape>
+                  </w:pict>
+                </mc:Fallback>
+              </mc:AlternateContent>
+            </w:r>
+            <w:r>
+              <w:rPr>
+                <w:rFonts w:ascii="Garamond" w:hAnsi="Garamond"/>
+                <w:noProof/>
+                <w:color w:val="000000" w:themeColor="text1"/>
+              </w:rPr>
+              <mc:AlternateContent>
+                <mc:Choice Requires="wpi">
+                  <w:drawing>
+                    <wp:anchor distT="0" distB="0" distL="114300" distR="114300" simplePos="0" relativeHeight="251664384" behindDoc="0" locked="0" layoutInCell="1" allowOverlap="1" wp14:anchorId="3E52A970" wp14:editId="279C5A4A">
+                      <wp:simplePos x="0" y="0"/>
+                      <wp:positionH relativeFrom="column">
+                        <wp:posOffset>1161415</wp:posOffset>
+                      </wp:positionH>
+                      <wp:positionV relativeFrom="paragraph">
+                        <wp:posOffset>897890</wp:posOffset>
+                      </wp:positionV>
+                      <wp:extent cx="112825" cy="199390"/>
+                      <wp:effectExtent l="38100" t="38100" r="40005" b="41910"/>
+                      <wp:wrapNone/>
+                      <wp:docPr id="804211223" name="Ink 6"/>
+                      <wp:cNvGraphicFramePr/>
+                      <a:graphic xmlns:a="http://schemas.openxmlformats.org/drawingml/2006/main">
+                        <a:graphicData uri="http://schemas.microsoft.com/office/word/2010/wordprocessingInk">
+                          <w14:contentPart bwMode="auto" r:id="rId13">
+                            <w14:nvContentPartPr>
+                              <w14:cNvContentPartPr/>
+                            </w14:nvContentPartPr>
+                            <w14:xfrm>
+                              <a:off x="0" y="0"/>
+                              <a:ext cx="112825" cy="199390"/>
+                            </w14:xfrm>
+                          </w14:contentPart>
+                        </a:graphicData>
+                      </a:graphic>
+                    </wp:anchor>
+                  </w:drawing>
+                </mc:Choice>
+                <mc:Fallback>
+                  <w:pict>
+                    <v:shape w14:anchorId="2B8893F3" id="Ink 6" o:spid="_x0000_s1026" type="#_x0000_t75" style="position:absolute;margin-left:91.1pt;margin-top:70.35pt;width:9.6pt;height:16.4pt;z-index:251664384;visibility:visible;mso-wrap-style:square;mso-wrap-distance-left:9pt;mso-wrap-distance-top:0;mso-wrap-distance-right:9pt;mso-wrap-distance-bottom:0;mso-position-horizontal:absolute;mso-position-horizontal-relative:text;mso-position-vertical:absolute;mso-position-vertical-relative:text" o:gfxdata="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">
+                      <v:imagedata r:id="rId14" o:title=""/>
+                    </v:shape>
+                  </w:pict>
+                </mc:Fallback>
+              </mc:AlternateContent>
+            </w:r>
+            <w:r>
+              <w:rPr>
+                <w:rFonts w:ascii="Garamond" w:hAnsi="Garamond"/>
+                <w:noProof/>
+                <w:color w:val="000000" w:themeColor="text1"/>
+              </w:rPr>
+              <mc:AlternateContent>
+                <mc:Choice Requires="wpi">
+                  <w:drawing>
+                    <wp:anchor distT="0" distB="0" distL="114300" distR="114300" simplePos="0" relativeHeight="251661312" behindDoc="0" locked="0" layoutInCell="1" allowOverlap="1" wp14:anchorId="640138B8" wp14:editId="6345C230">
+                      <wp:simplePos x="0" y="0"/>
+                      <wp:positionH relativeFrom="column">
+                        <wp:posOffset>2005680</wp:posOffset>
+                      </wp:positionH>
+                      <wp:positionV relativeFrom="paragraph">
+                        <wp:posOffset>783065</wp:posOffset>
+                      </wp:positionV>
+                      <wp:extent cx="29160" cy="238320"/>
+                      <wp:effectExtent l="38100" t="38100" r="34925" b="41275"/>
+                      <wp:wrapNone/>
+                      <wp:docPr id="1491377893" name="Ink 3"/>
+                      <wp:cNvGraphicFramePr/>
+                      <a:graphic xmlns:a="http://schemas.openxmlformats.org/drawingml/2006/main">
+                        <a:graphicData uri="http://schemas.microsoft.com/office/word/2010/wordprocessingInk">
+                          <w14:contentPart bwMode="auto" r:id="rId15">
+                            <w14:nvContentPartPr>
+                              <w14:cNvContentPartPr/>
+                            </w14:nvContentPartPr>
+                            <w14:xfrm>
+                              <a:off x="0" y="0"/>
+                              <a:ext cx="29160" cy="238320"/>
+                            </w14:xfrm>
+                          </w14:contentPart>
+                        </a:graphicData>
+                      </a:graphic>
+                    </wp:anchor>
+                  </w:drawing>
+                </mc:Choice>
+                <mc:Fallback>
+                  <w:pict>
+                    <v:shape w14:anchorId="5EC89387" id="Ink 3" o:spid="_x0000_s1026" type="#_x0000_t75" style="position:absolute;margin-left:157.6pt;margin-top:61.3pt;width:3.05pt;height:19.45pt;z-index:251661312;visibility:visible;mso-wrap-style:square;mso-wrap-distance-left:9pt;mso-wrap-distance-top:0;mso-wrap-distance-right:9pt;mso-wrap-distance-bottom:0;mso-position-horizontal:absolute;mso-position-horizontal-relative:text;mso-position-vertical:absolute;mso-position-vertical-relative:text" o:gfxdata="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">
+                      <v:imagedata r:id="rId16" o:title=""/>
+                    </v:shape>
+                  </w:pict>
+                </mc:Fallback>
+              </mc:AlternateContent>
+            </w:r>
+            <w:r>
+              <w:rPr>
+                <w:rFonts w:ascii="Garamond" w:hAnsi="Garamond"/>
+                <w:noProof/>
+                <w:color w:val="000000" w:themeColor="text1"/>
+              </w:rPr>
+              <mc:AlternateContent>
+                <mc:Choice Requires="wpi">
+                  <w:drawing>
+                    <wp:anchor distT="0" distB="0" distL="114300" distR="114300" simplePos="0" relativeHeight="251660288" behindDoc="0" locked="0" layoutInCell="1" allowOverlap="1" wp14:anchorId="6FD722C4" wp14:editId="1189E5B4">
+                      <wp:simplePos x="0" y="0"/>
+                      <wp:positionH relativeFrom="column">
+                        <wp:posOffset>1522200</wp:posOffset>
+                      </wp:positionH>
+                      <wp:positionV relativeFrom="paragraph">
+                        <wp:posOffset>777305</wp:posOffset>
+                      </wp:positionV>
+                      <wp:extent cx="360" cy="178560"/>
+                      <wp:effectExtent l="38100" t="38100" r="38100" b="37465"/>
+                      <wp:wrapNone/>
+                      <wp:docPr id="146469200" name="Ink 2"/>
+                      <wp:cNvGraphicFramePr/>
+                      <a:graphic xmlns:a="http://schemas.openxmlformats.org/drawingml/2006/main">
+                        <a:graphicData uri="http://schemas.microsoft.com/office/word/2010/wordprocessingInk">
+                          <w14:contentPart bwMode="auto" r:id="rId17">
+                            <w14:nvContentPartPr>
+                              <w14:cNvContentPartPr/>
+                            </w14:nvContentPartPr>
+                            <w14:xfrm>
+                              <a:off x="0" y="0"/>
+                              <a:ext cx="360" cy="178560"/>
+                            </w14:xfrm>
+                          </w14:contentPart>
+                        </a:graphicData>
+                      </a:graphic>
+                    </wp:anchor>
+                  </w:drawing>
+                </mc:Choice>
+                <mc:Fallback>
+                  <w:pict>
+                    <v:shape w14:anchorId="4C0B86CB" id="Ink 2" o:spid="_x0000_s1026" type="#_x0000_t75" style="position:absolute;margin-left:119.5pt;margin-top:60.85pt;width:.75pt;height:14.75pt;z-index:251660288;visibility:visible;mso-wrap-style:square;mso-wrap-distance-left:9pt;mso-wrap-distance-top:0;mso-wrap-distance-right:9pt;mso-wrap-distance-bottom:0;mso-position-horizontal:absolute;mso-position-horizontal-relative:text;mso-position-vertical:absolute;mso-position-vertical-relative:text" o:gfxdata="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">
+                      <v:imagedata r:id="rId18" o:title=""/>
+                    </v:shape>
+                  </w:pict>
+                </mc:Fallback>
+              </mc:AlternateContent>
+            </w:r>
+            <w:r>
+              <w:rPr>
+                <w:rFonts w:ascii="Garamond" w:hAnsi="Garamond"/>
+                <w:noProof/>
+                <w:color w:val="000000" w:themeColor="text1"/>
+              </w:rPr>
+              <mc:AlternateContent>
+                <mc:Choice Requires="wpi">
+                  <w:drawing>
+                    <wp:anchor distT="0" distB="0" distL="114300" distR="114300" simplePos="0" relativeHeight="251659264" behindDoc="0" locked="0" layoutInCell="1" allowOverlap="1" wp14:anchorId="7C9574AE" wp14:editId="7D72A944">
+                      <wp:simplePos x="0" y="0"/>
+                      <wp:positionH relativeFrom="column">
+                        <wp:posOffset>1063560</wp:posOffset>
+                      </wp:positionH>
+                      <wp:positionV relativeFrom="paragraph">
+                        <wp:posOffset>479225</wp:posOffset>
+                      </wp:positionV>
+                      <wp:extent cx="9360" cy="489960"/>
+                      <wp:effectExtent l="38100" t="38100" r="41910" b="31115"/>
+                      <wp:wrapNone/>
+                      <wp:docPr id="1671556780" name="Ink 1"/>
+                      <wp:cNvGraphicFramePr/>
+                      <a:graphic xmlns:a="http://schemas.openxmlformats.org/drawingml/2006/main">
+                        <a:graphicData uri="http://schemas.microsoft.com/office/word/2010/wordprocessingInk">
+                          <w14:contentPart bwMode="auto" r:id="rId19">
+                            <w14:nvContentPartPr>
+                              <w14:cNvContentPartPr/>
+                            </w14:nvContentPartPr>
+                            <w14:xfrm>
+                              <a:off x="0" y="0"/>
+                              <a:ext cx="9360" cy="489960"/>
+                            </w14:xfrm>
+                          </w14:contentPart>
+                        </a:graphicData>
+                      </a:graphic>
+                    </wp:anchor>
+                  </w:drawing>
+                </mc:Choice>
+                <mc:Fallback>
+                  <w:pict>
+                    <v:shape w14:anchorId="518429CA" id="Ink 1" o:spid="_x0000_s1026" type="#_x0000_t75" style="position:absolute;margin-left:83.4pt;margin-top:37.4pt;width:1.45pt;height:39.3pt;z-index:251659264;visibility:visible;mso-wrap-style:square;mso-wrap-distance-left:9pt;mso-wrap-distance-top:0;mso-wrap-distance-right:9pt;mso-wrap-distance-bottom:0;mso-position-horizontal:absolute;mso-position-horizontal-relative:text;mso-position-vertical:absolute;mso-position-vertical-relative:text" o:gfxdata="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">
+                      <v:imagedata r:id="rId20" o:title=""/>
+                    </v:shape>
+                  </w:pict>
+                </mc:Fallback>
+              </mc:AlternateContent>
+            </w:r>
+            <w:r>
+              <w:rPr>
+                <w:rFonts w:ascii="Garamond" w:hAnsi="Garamond"/>
+                <w:noProof/>
+                <w:color w:val="000000" w:themeColor="text1"/>
+              </w:rPr>
               <w:drawing>
                 <wp:inline distT="0" distB="0" distL="0" distR="0" wp14:anchorId="030CDDC3" wp14:editId="1FA434A5">
                   <wp:extent cx="1905000" cy="1790700"/>
@@ -646,7 +994,7 @@
                           </pic:cNvPicPr>
                         </pic:nvPicPr>
                         <pic:blipFill>
-                          <a:blip r:embed="rId7"/>
+                          <a:blip r:embed="rId21"/>
                           <a:srcRect/>
                           <a:stretch>
                             <a:fillRect/>
@@ -740,6 +1088,53 @@
                 <w:noProof/>
                 <w:color w:val="000000" w:themeColor="text1"/>
               </w:rPr>
+              <mc:AlternateContent>
+                <mc:Choice Requires="wpi">
+                  <w:drawing>
+                    <wp:anchor distT="0" distB="0" distL="114300" distR="114300" simplePos="0" relativeHeight="251672576" behindDoc="0" locked="0" layoutInCell="1" allowOverlap="1" wp14:anchorId="6EBFC42C" wp14:editId="242B6505">
+                      <wp:simplePos x="0" y="0"/>
+                      <wp:positionH relativeFrom="column">
+                        <wp:posOffset>822840</wp:posOffset>
+                      </wp:positionH>
+                      <wp:positionV relativeFrom="paragraph">
+                        <wp:posOffset>7265</wp:posOffset>
+                      </wp:positionV>
+                      <wp:extent cx="1026000" cy="49320"/>
+                      <wp:effectExtent l="38100" t="38100" r="41275" b="40005"/>
+                      <wp:wrapNone/>
+                      <wp:docPr id="1466805789" name="Ink 14"/>
+                      <wp:cNvGraphicFramePr/>
+                      <a:graphic xmlns:a="http://schemas.openxmlformats.org/drawingml/2006/main">
+                        <a:graphicData uri="http://schemas.microsoft.com/office/word/2010/wordprocessingInk">
+                          <w14:contentPart bwMode="auto" r:id="rId22">
+                            <w14:nvContentPartPr>
+                              <w14:cNvContentPartPr/>
+                            </w14:nvContentPartPr>
+                            <w14:xfrm>
+                              <a:off x="0" y="0"/>
+                              <a:ext cx="1026000" cy="49320"/>
+                            </w14:xfrm>
+                          </w14:contentPart>
+                        </a:graphicData>
+                      </a:graphic>
+                    </wp:anchor>
+                  </w:drawing>
+                </mc:Choice>
+                <mc:Fallback>
+                  <w:pict>
+                    <v:shape w14:anchorId="693DC794" id="Ink 14" o:spid="_x0000_s1026" type="#_x0000_t75" style="position:absolute;margin-left:64.45pt;margin-top:.2pt;width:81.5pt;height:4.6pt;z-index:251672576;visibility:visible;mso-wrap-style:square;mso-wrap-distance-left:9pt;mso-wrap-distance-top:0;mso-wrap-distance-right:9pt;mso-wrap-distance-bottom:0;mso-position-horizontal:absolute;mso-position-horizontal-relative:text;mso-position-vertical:absolute;mso-position-vertical-relative:text" o:gfxdata="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">
+                      <v:imagedata r:id="rId23" o:title=""/>
+                    </v:shape>
+                  </w:pict>
+                </mc:Fallback>
+              </mc:AlternateContent>
+            </w:r>
+            <w:r>
+              <w:rPr>
+                <w:rFonts w:ascii="Garamond" w:hAnsi="Garamond"/>
+                <w:noProof/>
+                <w:color w:val="000000" w:themeColor="text1"/>
+              </w:rPr>
               <w:drawing>
                 <wp:inline distT="0" distB="0" distL="0" distR="0" wp14:anchorId="79845743" wp14:editId="65149475">
                   <wp:extent cx="1905000" cy="1790700"/>
@@ -758,7 +1153,7 @@
                           </pic:cNvPicPr>
                         </pic:nvPicPr>
                         <pic:blipFill>
-                          <a:blip r:embed="rId8"/>
+                          <a:blip r:embed="rId24"/>
                           <a:srcRect/>
                           <a:stretch>
                             <a:fillRect/>
@@ -854,42 +1249,14 @@
       <w:r>
         <w:rPr>
           <w:rFonts w:ascii="Garamond" w:hAnsi="Garamond"/>
-          <w:color w:val="000000" w:themeColor="text1"/>
+          <w:b/>
+          <w:bCs/>
+          <w:color w:val="FF0000"/>
+          <w:sz w:val="40"/>
+          <w:szCs w:val="40"/>
           <w:u w:val="single"/>
         </w:rPr>
-        <w:t>    </w:t>
-      </w:r>
-      <w:r>
-        <w:rPr>
-          <w:rFonts w:ascii="Garamond" w:hAnsi="Garamond"/>
-          <w:color w:val="000000" w:themeColor="text1"/>
-          <w:u w:val="single"/>
-        </w:rPr>
-        <w:t>       </w:t>
-      </w:r>
-      <w:r>
-        <w:rPr>
-          <w:rFonts w:ascii="Garamond" w:hAnsi="Garamond"/>
-          <w:color w:val="000000" w:themeColor="text1"/>
-          <w:u w:val="single"/>
-        </w:rPr>
-        <w:t> </w:t>
-      </w:r>
-      <w:r>
-        <w:rPr>
-          <w:rFonts w:ascii="Garamond" w:hAnsi="Garamond"/>
-          <w:color w:val="000000" w:themeColor="text1"/>
-          <w:u w:val="single"/>
-        </w:rPr>
-        <w:t>       </w:t>
-      </w:r>
-      <w:r>
-        <w:rPr>
-          <w:rFonts w:ascii="Garamond" w:hAnsi="Garamond"/>
-          <w:color w:val="000000" w:themeColor="text1"/>
-          <w:u w:val="single"/>
-        </w:rPr>
-        <w:t>       </w:t>
+        <w:t>far</w:t>
       </w:r>
       <w:r>
         <w:rPr>
@@ -989,105 +1356,95 @@
       <w:r>
         <w:rPr>
           <w:rFonts w:ascii="Garamond" w:hAnsi="Garamond"/>
-          <w:color w:val="000000" w:themeColor="text1"/>
+          <w:b/>
+          <w:bCs/>
+          <w:color w:val="FF0000"/>
           <w:u w:val="single"/>
         </w:rPr>
-        <w:t>           </w:t>
-      </w:r>
-      <w:r>
-        <w:rPr>
-          <w:rFonts w:ascii="Garamond" w:hAnsi="Garamond"/>
-          <w:color w:val="000000" w:themeColor="text1"/>
+        <w:t xml:space="preserve">noisy </w:t>
+      </w:r>
+      <w:r>
+        <w:rPr>
+          <w:rFonts w:ascii="Garamond" w:hAnsi="Garamond"/>
+          <w:color w:val="000000" w:themeColor="text1"/>
+        </w:rPr>
+        <w:t xml:space="preserve">for ANOVA to detect real differences between groups, because </w:t>
+      </w:r>
+    </w:p>
+    <w:p>
+      <w:pPr>
+        <w:spacing w:before="100" w:after="160"/>
+        <w:rPr>
+          <w:rFonts w:ascii="Garamond" w:hAnsi="Garamond"/>
+          <w:color w:val="000000" w:themeColor="text1"/>
+        </w:rPr>
+      </w:pPr>
+    </w:p>
+    <w:p>
+      <w:pPr>
+        <w:spacing w:before="100" w:after="160"/>
+        <w:rPr>
+          <w:rFonts w:ascii="Garamond" w:hAnsi="Garamond"/>
+          <w:color w:val="000000" w:themeColor="text1"/>
+        </w:rPr>
+      </w:pPr>
+      <w:r>
+        <w:rPr>
+          <w:rFonts w:ascii="Garamond" w:hAnsi="Garamond"/>
+          <w:color w:val="000000" w:themeColor="text1"/>
+        </w:rPr>
+        <w:t xml:space="preserve">the </w:t>
+      </w:r>
+      <w:r>
+        <w:rPr>
+          <w:rFonts w:ascii="Garamond" w:hAnsi="Garamond"/>
+          <w:b/>
+          <w:bCs/>
+          <w:color w:val="FF0000"/>
           <w:u w:val="single"/>
         </w:rPr>
-        <w:t>              </w:t>
-      </w:r>
-      <w:r>
-        <w:rPr>
-          <w:rFonts w:ascii="Garamond" w:hAnsi="Garamond"/>
-          <w:color w:val="000000" w:themeColor="text1"/>
+        <w:t xml:space="preserve">denominator of test </w:t>
+      </w:r>
+      <w:proofErr w:type="gramStart"/>
+      <w:r>
+        <w:rPr>
+          <w:rFonts w:ascii="Garamond" w:hAnsi="Garamond"/>
+          <w:b/>
+          <w:bCs/>
+          <w:color w:val="FF0000"/>
           <w:u w:val="single"/>
         </w:rPr>
-        <w:t>   </w:t>
-      </w:r>
-      <w:r>
-        <w:rPr>
-          <w:rFonts w:ascii="Garamond" w:hAnsi="Garamond"/>
-          <w:color w:val="000000" w:themeColor="text1"/>
-        </w:rPr>
-        <w:t xml:space="preserve"> for ANOVA to detect real differences between groups, because </w:t>
-      </w:r>
-    </w:p>
-    <w:p>
-      <w:pPr>
-        <w:spacing w:before="100" w:after="160"/>
-        <w:rPr>
-          <w:rFonts w:ascii="Garamond" w:hAnsi="Garamond"/>
-          <w:color w:val="000000" w:themeColor="text1"/>
-        </w:rPr>
-      </w:pPr>
-    </w:p>
-    <w:p>
-      <w:pPr>
-        <w:spacing w:before="100" w:after="160"/>
-        <w:rPr>
-          <w:rFonts w:ascii="Garamond" w:hAnsi="Garamond"/>
-          <w:color w:val="000000" w:themeColor="text1"/>
-        </w:rPr>
-      </w:pPr>
-      <w:r>
-        <w:rPr>
-          <w:rFonts w:ascii="Garamond" w:hAnsi="Garamond"/>
-          <w:color w:val="000000" w:themeColor="text1"/>
-        </w:rPr>
-        <w:t xml:space="preserve">the </w:t>
-      </w:r>
-      <w:r>
-        <w:rPr>
-          <w:rFonts w:ascii="Garamond" w:hAnsi="Garamond"/>
-          <w:color w:val="000000" w:themeColor="text1"/>
+        <w:t>statistic</w:t>
+      </w:r>
+      <w:r>
+        <w:rPr>
+          <w:rFonts w:ascii="Garamond" w:hAnsi="Garamond"/>
+          <w:color w:val="FF0000"/>
           <w:u w:val="single"/>
         </w:rPr>
-        <w:t>         </w:t>
-      </w:r>
-      <w:r>
-        <w:rPr>
-          <w:rFonts w:ascii="Garamond" w:hAnsi="Garamond"/>
-          <w:color w:val="000000" w:themeColor="text1"/>
-          <w:u w:val="single"/>
-        </w:rPr>
-        <w:t>       </w:t>
-      </w:r>
-      <w:r>
-        <w:rPr>
-          <w:rFonts w:ascii="Garamond" w:hAnsi="Garamond"/>
-          <w:color w:val="000000" w:themeColor="text1"/>
-          <w:u w:val="single"/>
-        </w:rPr>
-        <w:t>        </w:t>
-      </w:r>
-      <w:r>
-        <w:rPr>
-          <w:rFonts w:ascii="Garamond" w:hAnsi="Garamond"/>
-          <w:color w:val="000000" w:themeColor="text1"/>
-          <w:u w:val="single"/>
-        </w:rPr>
-        <w:t>       </w:t>
-      </w:r>
-      <w:r>
-        <w:rPr>
-          <w:rFonts w:ascii="Garamond" w:hAnsi="Garamond"/>
-          <w:color w:val="000000" w:themeColor="text1"/>
-          <w:u w:val="single"/>
-        </w:rPr>
-        <w:t>           </w:t>
-      </w:r>
-      <w:r>
-        <w:rPr>
-          <w:rFonts w:ascii="Garamond" w:hAnsi="Garamond"/>
-          <w:color w:val="000000" w:themeColor="text1"/>
-        </w:rPr>
-        <w:t xml:space="preserve"> grows larger.</w:t>
+        <w:t> </w:t>
+      </w:r>
+      <w:r>
+        <w:rPr>
+          <w:rFonts w:ascii="Garamond" w:hAnsi="Garamond"/>
+          <w:color w:val="FF0000"/>
+        </w:rPr>
+        <w:t xml:space="preserve"> </w:t>
+      </w:r>
+      <w:r>
+        <w:rPr>
+          <w:rFonts w:ascii="Garamond" w:hAnsi="Garamond"/>
+          <w:color w:val="000000" w:themeColor="text1"/>
+        </w:rPr>
+        <w:t>grows</w:t>
+      </w:r>
+      <w:proofErr w:type="gramEnd"/>
+      <w:r>
+        <w:rPr>
+          <w:rFonts w:ascii="Garamond" w:hAnsi="Garamond"/>
+          <w:color w:val="000000" w:themeColor="text1"/>
+        </w:rPr>
+        <w:t xml:space="preserve"> larger.</w:t>
       </w:r>
     </w:p>
     <w:p>
@@ -1113,9 +1470,49 @@
         <w:spacing w:before="200" w:after="200"/>
         <w:rPr>
           <w:rFonts w:ascii="Garamond" w:hAnsi="Garamond"/>
-          <w:color w:val="000000" w:themeColor="text1"/>
-        </w:rPr>
-      </w:pPr>
+          <w:b/>
+          <w:bCs/>
+          <w:color w:val="FF0000"/>
+        </w:rPr>
+      </w:pPr>
+      <w:r>
+        <w:rPr>
+          <w:rFonts w:ascii="Garamond" w:hAnsi="Garamond"/>
+          <w:b/>
+          <w:bCs/>
+          <w:color w:val="FF0000"/>
+        </w:rPr>
+        <w:t>The left plot shows larger within group variability. The dots deviate dramatically from each groups mean.</w:t>
+      </w:r>
+      <w:r>
+        <w:rPr>
+          <w:rFonts w:ascii="Garamond" w:hAnsi="Garamond"/>
+          <w:b/>
+          <w:bCs/>
+          <w:color w:val="FF0000"/>
+        </w:rPr>
+        <w:t xml:space="preserve"> Whereas the right graph the data point </w:t>
+      </w:r>
+      <w:proofErr w:type="gramStart"/>
+      <w:r>
+        <w:rPr>
+          <w:rFonts w:ascii="Garamond" w:hAnsi="Garamond"/>
+          <w:b/>
+          <w:bCs/>
+          <w:color w:val="FF0000"/>
+        </w:rPr>
+        <w:t>are</w:t>
+      </w:r>
+      <w:proofErr w:type="gramEnd"/>
+      <w:r>
+        <w:rPr>
+          <w:rFonts w:ascii="Garamond" w:hAnsi="Garamond"/>
+          <w:b/>
+          <w:bCs/>
+          <w:color w:val="FF0000"/>
+        </w:rPr>
+        <w:t xml:space="preserve"> close to the sample mean.</w:t>
+      </w:r>
     </w:p>
     <w:p>
       <w:pPr>
@@ -1250,13 +1647,25 @@
           <w:rFonts w:ascii="Garamond" w:hAnsi="Garamond"/>
           <w:color w:val="000000" w:themeColor="text1"/>
         </w:rPr>
-        <w:t xml:space="preserve"> are from the overall mean</w:t>
+        <w:t xml:space="preserve"> are from the </w:t>
+      </w:r>
+      <w:r>
+        <w:rPr>
+          <w:rFonts w:ascii="Garamond" w:hAnsi="Garamond"/>
+          <w:b/>
+          <w:bCs/>
+          <w:color w:val="FF0000"/>
+        </w:rPr>
+        <w:t>overall mean</w:t>
       </w:r>
       <m:oMath>
         <m:r>
+          <m:rPr>
+            <m:sty m:val="bi"/>
+          </m:rPr>
           <w:rPr>
             <w:rFonts w:ascii="Cambria Math" w:hAnsi="Cambria Math"/>
-            <w:color w:val="000000" w:themeColor="text1"/>
+            <w:color w:val="FF0000"/>
           </w:rPr>
           <m:t xml:space="preserve"> </m:t>
         </m:r>
@@ -1266,8 +1675,10 @@
             <m:ctrlPr>
               <w:rPr>
                 <w:rFonts w:ascii="Cambria Math" w:hAnsi="Cambria Math"/>
+                <w:b/>
+                <w:bCs/>
                 <w:i/>
-                <w:color w:val="000000" w:themeColor="text1"/>
+                <w:color w:val="FF0000"/>
               </w:rPr>
             </m:ctrlPr>
           </m:accPr>
@@ -1278,16 +1689,21 @@
                 <m:ctrlPr>
                   <w:rPr>
                     <w:rFonts w:ascii="Cambria Math" w:hAnsi="Cambria Math"/>
+                    <w:b/>
+                    <w:bCs/>
                     <w:i/>
-                    <w:color w:val="000000" w:themeColor="text1"/>
+                    <w:color w:val="FF0000"/>
                   </w:rPr>
                 </m:ctrlPr>
               </m:accPr>
               <m:e>
                 <m:r>
+                  <m:rPr>
+                    <m:sty m:val="bi"/>
+                  </m:rPr>
                   <w:rPr>
                     <w:rFonts w:ascii="Cambria Math" w:hAnsi="Cambria Math"/>
-                    <w:color w:val="000000" w:themeColor="text1"/>
+                    <w:color w:val="FF0000"/>
                   </w:rPr>
                   <m:t>y</m:t>
                 </m:r>
@@ -1299,7 +1715,7 @@
       <w:r>
         <w:rPr>
           <w:rFonts w:ascii="Garamond" w:hAnsi="Garamond"/>
-          <w:color w:val="000000" w:themeColor="text1"/>
+          <w:color w:val="FF0000"/>
         </w:rPr>
         <w:t xml:space="preserve"> </w:t>
       </w:r>
@@ -2129,9 +2545,8 @@
               <w:rPr>
                 <w:rFonts w:ascii="Garamond" w:hAnsi="Garamond"/>
                 <w:color w:val="000000" w:themeColor="text1"/>
-                <w:u w:val="single"/>
-              </w:rPr>
-              <w:t>                  </w:t>
+              </w:rPr>
+              <w:t>72 – 83 = -11 points</w:t>
             </w:r>
           </w:p>
         </w:tc>
@@ -2220,7 +2635,7 @@
                 <w:color w:val="000000" w:themeColor="text1"/>
                 <w:u w:val="single"/>
               </w:rPr>
-              <w:t>                  </w:t>
+              <w:t>85 – 83 = 2 points</w:t>
             </w:r>
           </w:p>
         </w:tc>
@@ -2309,7 +2724,7 @@
                 <w:color w:val="000000" w:themeColor="text1"/>
                 <w:u w:val="single"/>
               </w:rPr>
-              <w:t>                  </w:t>
+              <w:t xml:space="preserve">91 – 83 = 8 points </w:t>
             </w:r>
           </w:p>
         </w:tc>
@@ -2365,9 +2780,49 @@
         <w:spacing w:before="80" w:after="80"/>
         <w:rPr>
           <w:rFonts w:ascii="Garamond" w:hAnsi="Garamond"/>
-          <w:color w:val="000000" w:themeColor="text1"/>
-        </w:rPr>
-      </w:pPr>
+          <w:b/>
+          <w:bCs/>
+          <w:color w:val="FF0000"/>
+        </w:rPr>
+      </w:pPr>
+      <w:r>
+        <w:rPr>
+          <w:rFonts w:ascii="Garamond" w:hAnsi="Garamond"/>
+          <w:b/>
+          <w:bCs/>
+          <w:color w:val="FF0000"/>
+        </w:rPr>
+        <w:t xml:space="preserve">Group A is deviating the most from the overall mean hence it is contributing the most to the between group variability. </w:t>
+      </w:r>
+      <w:r>
+        <w:rPr>
+          <w:rFonts w:ascii="Garamond" w:hAnsi="Garamond"/>
+          <w:b/>
+          <w:bCs/>
+          <w:color w:val="FF0000"/>
+        </w:rPr>
+        <w:t xml:space="preserve">Group A is performing worst compared to the other two methods. </w:t>
+      </w:r>
+      <w:proofErr w:type="gramStart"/>
+      <w:r>
+        <w:rPr>
+          <w:rFonts w:ascii="Garamond" w:hAnsi="Garamond"/>
+          <w:b/>
+          <w:bCs/>
+          <w:color w:val="FF0000"/>
+        </w:rPr>
+        <w:t>Whereas,</w:t>
+      </w:r>
+      <w:proofErr w:type="gramEnd"/>
+      <w:r>
+        <w:rPr>
+          <w:rFonts w:ascii="Garamond" w:hAnsi="Garamond"/>
+          <w:b/>
+          <w:bCs/>
+          <w:color w:val="FF0000"/>
+        </w:rPr>
+        <w:t xml:space="preserve"> C is in the other direction demonstrating that it is performing better than the other two methods.</w:t>
+      </w:r>
     </w:p>
     <w:p>
       <w:pPr>
@@ -2594,7 +3049,15 @@
           <w:rFonts w:ascii="Garamond" w:hAnsi="Garamond"/>
           <w:color w:val="000000" w:themeColor="text1"/>
         </w:rPr>
-        <w:t xml:space="preserve">When F &gt;&gt; 1, the between-group signal is </w:t>
+        <w:t xml:space="preserve">When F &gt;&gt; 1, the between-group signal </w:t>
+      </w:r>
+      <w:proofErr w:type="gramStart"/>
+      <w:r>
+        <w:rPr>
+          <w:rFonts w:ascii="Garamond" w:hAnsi="Garamond"/>
+          <w:color w:val="000000" w:themeColor="text1"/>
+        </w:rPr>
+        <w:t xml:space="preserve">is </w:t>
       </w:r>
       <w:r>
         <w:rPr>
@@ -2602,23 +3065,28 @@
           <w:color w:val="000000" w:themeColor="text1"/>
           <w:u w:val="single"/>
         </w:rPr>
-        <w:t>       </w:t>
-      </w:r>
-      <w:r>
-        <w:rPr>
-          <w:rFonts w:ascii="Garamond" w:hAnsi="Garamond"/>
-          <w:color w:val="000000" w:themeColor="text1"/>
+        <w:t> </w:t>
+      </w:r>
+      <w:r>
+        <w:rPr>
+          <w:rFonts w:ascii="Garamond" w:hAnsi="Garamond"/>
+          <w:b/>
+          <w:bCs/>
+          <w:color w:val="FF0000"/>
+          <w:sz w:val="40"/>
+          <w:szCs w:val="40"/>
           <w:u w:val="single"/>
         </w:rPr>
-        <w:t>            </w:t>
-      </w:r>
+        <w:t>large</w:t>
+      </w:r>
+      <w:proofErr w:type="gramEnd"/>
       <w:r>
         <w:rPr>
           <w:rFonts w:ascii="Garamond" w:hAnsi="Garamond"/>
           <w:color w:val="000000" w:themeColor="text1"/>
           <w:u w:val="single"/>
         </w:rPr>
-        <w:t>     </w:t>
+        <w:t xml:space="preserve"> </w:t>
       </w:r>
       <w:r>
         <w:rPr>
@@ -2627,13 +3095,18 @@
         </w:rPr>
         <w:t xml:space="preserve"> relative to within-group noise. This </w:t>
       </w:r>
-      <w:r>
-        <w:rPr>
-          <w:rFonts w:ascii="Garamond" w:hAnsi="Garamond"/>
-          <w:color w:val="000000" w:themeColor="text1"/>
+      <w:proofErr w:type="gramStart"/>
+      <w:r>
+        <w:rPr>
+          <w:rFonts w:ascii="Garamond" w:hAnsi="Garamond"/>
+          <w:b/>
+          <w:bCs/>
+          <w:color w:val="FF0000"/>
+          <w:sz w:val="36"/>
+          <w:szCs w:val="36"/>
           <w:u w:val="single"/>
         </w:rPr>
-        <w:t>     </w:t>
+        <w:t>support</w:t>
       </w:r>
       <w:r>
         <w:rPr>
@@ -2641,22 +3114,22 @@
           <w:color w:val="000000" w:themeColor="text1"/>
           <w:u w:val="single"/>
         </w:rPr>
-        <w:t>            </w:t>
-      </w:r>
-      <w:r>
-        <w:rPr>
-          <w:rFonts w:ascii="Garamond" w:hAnsi="Garamond"/>
-          <w:color w:val="000000" w:themeColor="text1"/>
-          <w:u w:val="single"/>
-        </w:rPr>
-        <w:t>       </w:t>
-      </w:r>
-      <w:r>
-        <w:rPr>
-          <w:rFonts w:ascii="Garamond" w:hAnsi="Garamond"/>
-          <w:color w:val="000000" w:themeColor="text1"/>
-        </w:rPr>
-        <w:t xml:space="preserve"> the </w:t>
+        <w:t> </w:t>
+      </w:r>
+      <w:r>
+        <w:rPr>
+          <w:rFonts w:ascii="Garamond" w:hAnsi="Garamond"/>
+          <w:color w:val="000000" w:themeColor="text1"/>
+        </w:rPr>
+        <w:t xml:space="preserve"> the</w:t>
+      </w:r>
+      <w:proofErr w:type="gramEnd"/>
+      <w:r>
+        <w:rPr>
+          <w:rFonts w:ascii="Garamond" w:hAnsi="Garamond"/>
+          <w:color w:val="000000" w:themeColor="text1"/>
+        </w:rPr>
+        <w:t xml:space="preserve"> </w:t>
       </w:r>
     </w:p>
     <w:p>
@@ -2781,93 +3254,132 @@
       <w:r>
         <w:rPr>
           <w:rFonts w:ascii="Garamond" w:hAnsi="Garamond"/>
-          <w:color w:val="000000" w:themeColor="text1"/>
+          <w:b/>
+          <w:bCs/>
+          <w:color w:val="FF0000"/>
+          <w:sz w:val="32"/>
+          <w:szCs w:val="32"/>
           <w:u w:val="single"/>
         </w:rPr>
-        <w:t>              </w:t>
-      </w:r>
-      <w:r>
-        <w:rPr>
-          <w:rFonts w:ascii="Garamond" w:hAnsi="Garamond"/>
-          <w:color w:val="000000" w:themeColor="text1"/>
+        <w:t>similar in size</w:t>
+      </w:r>
+      <w:r>
+        <w:rPr>
+          <w:rFonts w:ascii="Garamond" w:hAnsi="Garamond"/>
+          <w:b/>
+          <w:bCs/>
+          <w:color w:val="FF0000"/>
+          <w:sz w:val="32"/>
+          <w:szCs w:val="32"/>
+        </w:rPr>
+        <w:t xml:space="preserve"> </w:t>
+      </w:r>
+      <w:r>
+        <w:rPr>
+          <w:rFonts w:ascii="Garamond" w:hAnsi="Garamond"/>
+          <w:color w:val="000000" w:themeColor="text1"/>
+        </w:rPr>
+        <w:t xml:space="preserve">to within-group noise. This is consistent </w:t>
+      </w:r>
+    </w:p>
+    <w:p>
+      <w:pPr>
+        <w:spacing w:before="100" w:after="120"/>
+        <w:rPr>
+          <w:rFonts w:ascii="Garamond" w:hAnsi="Garamond"/>
+          <w:color w:val="000000" w:themeColor="text1"/>
+        </w:rPr>
+      </w:pPr>
+    </w:p>
+    <w:p>
+      <w:pPr>
+        <w:spacing w:before="100" w:after="120"/>
+        <w:rPr>
+          <w:rFonts w:ascii="Garamond" w:hAnsi="Garamond"/>
+          <w:color w:val="000000" w:themeColor="text1"/>
+        </w:rPr>
+      </w:pPr>
+      <w:r>
+        <w:rPr>
+          <w:rFonts w:ascii="Garamond" w:hAnsi="Garamond"/>
+          <w:color w:val="000000" w:themeColor="text1"/>
+        </w:rPr>
+        <w:t xml:space="preserve">with </w:t>
+      </w:r>
+      <w:r>
+        <w:rPr>
+          <w:rFonts w:ascii="Garamond" w:hAnsi="Garamond"/>
+          <w:b/>
+          <w:bCs/>
+          <w:color w:val="FF0000"/>
+          <w:sz w:val="28"/>
+          <w:szCs w:val="28"/>
           <w:u w:val="single"/>
         </w:rPr>
-        <w:t>    </w:t>
-      </w:r>
-      <w:r>
-        <w:rPr>
-          <w:rFonts w:ascii="Garamond" w:hAnsi="Garamond"/>
-          <w:color w:val="000000" w:themeColor="text1"/>
+        <w:t>null hypothesis there is no difference between population means</w:t>
+      </w:r>
+      <w:r>
+        <w:rPr>
+          <w:rFonts w:ascii="Garamond" w:hAnsi="Garamond"/>
+          <w:b/>
+          <w:bCs/>
+          <w:color w:val="FF0000"/>
+          <w:sz w:val="28"/>
+          <w:szCs w:val="28"/>
           <w:u w:val="single"/>
         </w:rPr>
-        <w:t>      </w:t>
-      </w:r>
-      <w:r>
-        <w:rPr>
-          <w:rFonts w:ascii="Garamond" w:hAnsi="Garamond"/>
-          <w:color w:val="000000" w:themeColor="text1"/>
-        </w:rPr>
-        <w:t xml:space="preserve"> to within-group noise. This is consistent </w:t>
-      </w:r>
-    </w:p>
-    <w:p>
-      <w:pPr>
-        <w:spacing w:before="100" w:after="120"/>
-        <w:rPr>
-          <w:rFonts w:ascii="Garamond" w:hAnsi="Garamond"/>
-          <w:color w:val="000000" w:themeColor="text1"/>
-        </w:rPr>
-      </w:pPr>
-    </w:p>
-    <w:p>
-      <w:pPr>
-        <w:spacing w:before="100" w:after="120"/>
-        <w:rPr>
-          <w:rFonts w:ascii="Garamond" w:hAnsi="Garamond"/>
-          <w:color w:val="000000" w:themeColor="text1"/>
-        </w:rPr>
-      </w:pPr>
-      <w:r>
-        <w:rPr>
-          <w:rFonts w:ascii="Garamond" w:hAnsi="Garamond"/>
-          <w:color w:val="000000" w:themeColor="text1"/>
-        </w:rPr>
-        <w:t xml:space="preserve">with </w:t>
-      </w:r>
-      <w:r>
+        <w:t>.</w:t>
+      </w:r>
+    </w:p>
+    <w:p>
+      <w:pPr>
+        <w:spacing w:before="80" w:after="80"/>
+        <w:rPr>
+          <w:rFonts w:ascii="Garamond" w:hAnsi="Garamond"/>
+          <w:color w:val="000000" w:themeColor="text1"/>
+        </w:rPr>
+      </w:pPr>
+    </w:p>
+    <w:p>
+      <w:pPr>
+        <w:spacing w:before="100" w:after="160"/>
         <w:rPr>
           <w:rFonts w:ascii="Garamond" w:hAnsi="Garamond"/>
           <w:color w:val="000000" w:themeColor="text1"/>
           <w:u w:val="single"/>
         </w:rPr>
-        <w:t>                              </w:t>
-      </w:r>
-      <w:proofErr w:type="gramStart"/>
+      </w:pPr>
+      <w:r>
+        <w:rPr>
+          <w:rFonts w:ascii="Garamond" w:hAnsi="Garamond"/>
+          <w:color w:val="000000" w:themeColor="text1"/>
+        </w:rPr>
+        <w:t xml:space="preserve">Can F be negative? </w:t>
+      </w:r>
       <w:r>
         <w:rPr>
           <w:rFonts w:ascii="Garamond" w:hAnsi="Garamond"/>
           <w:color w:val="000000" w:themeColor="text1"/>
           <w:u w:val="single"/>
         </w:rPr>
-        <w:t>  </w:t>
-      </w:r>
-      <w:r>
-        <w:rPr>
-          <w:rFonts w:ascii="Garamond" w:hAnsi="Garamond"/>
-          <w:color w:val="000000" w:themeColor="text1"/>
-        </w:rPr>
-        <w:t>.</w:t>
-      </w:r>
-      <w:proofErr w:type="gramEnd"/>
-    </w:p>
-    <w:p>
-      <w:pPr>
-        <w:spacing w:before="80" w:after="80"/>
-        <w:rPr>
-          <w:rFonts w:ascii="Garamond" w:hAnsi="Garamond"/>
-          <w:color w:val="000000" w:themeColor="text1"/>
-        </w:rPr>
-      </w:pPr>
+        <w:t>No</w:t>
+      </w:r>
+      <w:r>
+        <w:rPr>
+          <w:rFonts w:ascii="Garamond" w:hAnsi="Garamond"/>
+          <w:color w:val="000000" w:themeColor="text1"/>
+        </w:rPr>
+        <w:t xml:space="preserve"> Reason: </w:t>
+      </w:r>
+      <w:r>
+        <w:rPr>
+          <w:rFonts w:ascii="Garamond" w:hAnsi="Garamond"/>
+          <w:b/>
+          <w:bCs/>
+          <w:color w:val="FF0000"/>
+        </w:rPr>
+        <w:t>because we are considering how far each point deviates from the mean squared so it not possible for the numerator nor denominator to be negative</w:t>
+      </w:r>
     </w:p>
     <w:p>
       <w:pPr>
@@ -2875,54 +3387,6 @@
         <w:rPr>
           <w:rFonts w:ascii="Garamond" w:hAnsi="Garamond"/>
           <w:color w:val="000000" w:themeColor="text1"/>
-          <w:u w:val="single"/>
-        </w:rPr>
-      </w:pPr>
-      <w:r>
-        <w:rPr>
-          <w:rFonts w:ascii="Garamond" w:hAnsi="Garamond"/>
-          <w:color w:val="000000" w:themeColor="text1"/>
-        </w:rPr>
-        <w:t xml:space="preserve">Can F be negative? </w:t>
-      </w:r>
-      <w:r>
-        <w:rPr>
-          <w:rFonts w:ascii="Garamond" w:hAnsi="Garamond"/>
-          <w:color w:val="000000" w:themeColor="text1"/>
-          <w:u w:val="single"/>
-        </w:rPr>
-        <w:t>    </w:t>
-      </w:r>
-      <w:r>
-        <w:rPr>
-          <w:rFonts w:ascii="Garamond" w:hAnsi="Garamond"/>
-          <w:color w:val="000000" w:themeColor="text1"/>
-          <w:u w:val="single"/>
-        </w:rPr>
-        <w:t>        </w:t>
-      </w:r>
-      <w:r>
-        <w:rPr>
-          <w:rFonts w:ascii="Garamond" w:hAnsi="Garamond"/>
-          <w:color w:val="000000" w:themeColor="text1"/>
-          <w:u w:val="single"/>
-        </w:rPr>
-        <w:t>    </w:t>
-      </w:r>
-      <w:r>
-        <w:rPr>
-          <w:rFonts w:ascii="Garamond" w:hAnsi="Garamond"/>
-          <w:color w:val="000000" w:themeColor="text1"/>
-        </w:rPr>
-        <w:t xml:space="preserve">  Reason: </w:t>
-      </w:r>
-    </w:p>
-    <w:p>
-      <w:pPr>
-        <w:spacing w:before="100" w:after="160"/>
-        <w:rPr>
-          <w:rFonts w:ascii="Garamond" w:hAnsi="Garamond"/>
-          <w:color w:val="000000" w:themeColor="text1"/>
         </w:rPr>
       </w:pPr>
     </w:p>
@@ -2958,18 +3422,29 @@
         <w:spacing w:before="200" w:after="200"/>
         <w:rPr>
           <w:rFonts w:ascii="Garamond" w:hAnsi="Garamond"/>
-          <w:color w:val="000000" w:themeColor="text1"/>
-        </w:rPr>
-      </w:pPr>
-    </w:p>
-    <w:p>
-      <w:pPr>
-        <w:spacing w:before="200" w:after="200"/>
-        <w:rPr>
-          <w:rFonts w:ascii="Garamond" w:hAnsi="Garamond"/>
-          <w:color w:val="000000" w:themeColor="text1"/>
-        </w:rPr>
-      </w:pPr>
+          <w:b/>
+          <w:bCs/>
+          <w:color w:val="FF0000"/>
+        </w:rPr>
+      </w:pPr>
+      <w:r>
+        <w:rPr>
+          <w:rFonts w:ascii="Garamond" w:hAnsi="Garamond"/>
+          <w:b/>
+          <w:bCs/>
+          <w:color w:val="FF0000"/>
+        </w:rPr>
+        <w:t xml:space="preserve">F=9.14, denotes that the means between group variability is approximately 9.14 times larger than </w:t>
+      </w:r>
+      <w:r>
+        <w:rPr>
+          <w:rFonts w:ascii="Garamond" w:hAnsi="Garamond"/>
+          <w:b/>
+          <w:bCs/>
+          <w:color w:val="FF0000"/>
+        </w:rPr>
+        <w:t>the within group variability. This is a strong signal relative to noise, providing a notion that not all group means are the same.</w:t>
+      </w:r>
     </w:p>
     <w:p>
       <w:pPr>
@@ -3377,82 +3852,64 @@
       <w:r>
         <w:rPr>
           <w:rFonts w:ascii="Garamond" w:hAnsi="Garamond"/>
-          <w:color w:val="000000" w:themeColor="text1"/>
+          <w:b/>
+          <w:bCs/>
+          <w:color w:val="FF0000"/>
           <w:u w:val="single"/>
         </w:rPr>
-        <w:t>          </w:t>
-      </w:r>
-      <w:r>
-        <w:rPr>
-          <w:rFonts w:ascii="Garamond" w:hAnsi="Garamond"/>
-          <w:color w:val="000000" w:themeColor="text1"/>
+        <w:t>21.1/1.6 = 13.2</w:t>
+      </w:r>
+      <w:r>
+        <w:rPr>
+          <w:rFonts w:ascii="Garamond" w:hAnsi="Garamond"/>
+          <w:color w:val="FF0000"/>
+        </w:rPr>
+        <w:t xml:space="preserve">   </w:t>
+      </w:r>
+      <w:r>
+        <w:rPr>
+          <w:rFonts w:ascii="Garamond" w:hAnsi="Garamond"/>
+          <w:color w:val="000000" w:themeColor="text1"/>
+        </w:rPr>
+        <w:t xml:space="preserve">Is the condition met (rule: largest SD ≤ ~2× </w:t>
+      </w:r>
+    </w:p>
+    <w:p>
+      <w:pPr>
+        <w:spacing w:before="100" w:after="160"/>
+        <w:rPr>
+          <w:rFonts w:ascii="Garamond" w:hAnsi="Garamond"/>
+          <w:color w:val="000000" w:themeColor="text1"/>
+        </w:rPr>
+      </w:pPr>
+      <w:r>
+        <w:rPr>
+          <w:rFonts w:ascii="Garamond" w:hAnsi="Garamond"/>
+          <w:color w:val="000000" w:themeColor="text1"/>
+        </w:rPr>
+        <w:t xml:space="preserve">smallest)? </w:t>
+      </w:r>
+      <w:proofErr w:type="gramStart"/>
+      <w:r>
+        <w:rPr>
+          <w:rFonts w:ascii="Garamond" w:hAnsi="Garamond"/>
+          <w:b/>
+          <w:bCs/>
+          <w:color w:val="FF0000"/>
           <w:u w:val="single"/>
         </w:rPr>
-        <w:t>            </w:t>
-      </w:r>
-      <w:r>
-        <w:rPr>
-          <w:rFonts w:ascii="Garamond" w:hAnsi="Garamond"/>
-          <w:color w:val="000000" w:themeColor="text1"/>
+        <w:t>No</w:t>
+      </w:r>
+      <w:proofErr w:type="gramEnd"/>
+      <w:r>
+        <w:rPr>
+          <w:rFonts w:ascii="Garamond" w:hAnsi="Garamond"/>
+          <w:b/>
+          <w:bCs/>
+          <w:color w:val="FF0000"/>
           <w:u w:val="single"/>
         </w:rPr>
-        <w:t>          </w:t>
-      </w:r>
-      <w:r>
-        <w:rPr>
-          <w:rFonts w:ascii="Garamond" w:hAnsi="Garamond"/>
-          <w:color w:val="000000" w:themeColor="text1"/>
-        </w:rPr>
-        <w:t xml:space="preserve">    Is the condition met (rule: largest SD ≤ ~2× </w:t>
-      </w:r>
-    </w:p>
-    <w:p>
-      <w:pPr>
-        <w:spacing w:before="100" w:after="160"/>
-        <w:rPr>
-          <w:rFonts w:ascii="Garamond" w:hAnsi="Garamond"/>
-          <w:color w:val="000000" w:themeColor="text1"/>
-        </w:rPr>
-      </w:pPr>
-    </w:p>
-    <w:p>
-      <w:pPr>
-        <w:spacing w:before="100" w:after="160"/>
-        <w:rPr>
-          <w:rFonts w:ascii="Garamond" w:hAnsi="Garamond"/>
-          <w:color w:val="000000" w:themeColor="text1"/>
-        </w:rPr>
-      </w:pPr>
-      <w:r>
-        <w:rPr>
-          <w:rFonts w:ascii="Garamond" w:hAnsi="Garamond"/>
-          <w:color w:val="000000" w:themeColor="text1"/>
-        </w:rPr>
-        <w:t xml:space="preserve">smallest)? </w:t>
-      </w:r>
-      <w:r>
-        <w:rPr>
-          <w:rFonts w:ascii="Garamond" w:hAnsi="Garamond"/>
-          <w:color w:val="000000" w:themeColor="text1"/>
-          <w:u w:val="single"/>
-        </w:rPr>
-        <w:t>         </w:t>
-      </w:r>
-      <w:r>
-        <w:rPr>
-          <w:rFonts w:ascii="Garamond" w:hAnsi="Garamond"/>
-          <w:color w:val="000000" w:themeColor="text1"/>
-          <w:u w:val="single"/>
-        </w:rPr>
-        <w:t>            </w:t>
-      </w:r>
-      <w:r>
-        <w:rPr>
-          <w:rFonts w:ascii="Garamond" w:hAnsi="Garamond"/>
-          <w:color w:val="000000" w:themeColor="text1"/>
-          <w:u w:val="single"/>
-        </w:rPr>
-        <w:t>     </w:t>
+        <w:t xml:space="preserve"> the condition is not met</w:t>
       </w:r>
     </w:p>
     <w:p>
@@ -3460,7 +3917,9 @@
         <w:spacing w:before="60" w:after="100"/>
         <w:rPr>
           <w:rFonts w:ascii="Garamond" w:hAnsi="Garamond"/>
-          <w:color w:val="000000" w:themeColor="text1"/>
+          <w:b/>
+          <w:bCs/>
+          <w:color w:val="FF0000"/>
         </w:rPr>
       </w:pPr>
       <w:r>
@@ -3470,6 +3929,22 @@
         </w:rPr>
         <w:t>Explain what this violation means for interpreting the F-statistic.</w:t>
       </w:r>
+      <w:r>
+        <w:rPr>
+          <w:rFonts w:ascii="Garamond" w:hAnsi="Garamond"/>
+          <w:color w:val="000000" w:themeColor="text1"/>
+        </w:rPr>
+        <w:t xml:space="preserve"> </w:t>
+      </w:r>
+      <w:r>
+        <w:rPr>
+          <w:rFonts w:ascii="Garamond" w:hAnsi="Garamond"/>
+          <w:b/>
+          <w:bCs/>
+          <w:color w:val="FF0000"/>
+        </w:rPr>
+        <w:t>This distorts the within group variability.</w:t>
+      </w:r>
     </w:p>
     <w:p>
       <w:pPr>
@@ -3481,8 +3956,8 @@
       </w:pPr>
     </w:p>
     <w:sectPr>
-      <w:headerReference w:type="default" r:id="rId9"/>
-      <w:footerReference w:type="default" r:id="rId10"/>
+      <w:headerReference w:type="default" r:id="rId25"/>
+      <w:footerReference w:type="default" r:id="rId26"/>
       <w:pgSz w:w="12240" w:h="15840"/>
       <w:pgMar w:top="1080" w:right="1080" w:bottom="1080" w:left="1080" w:header="708" w:footer="708" w:gutter="0"/>
       <w:cols w:space="720"/>
@@ -4699,6 +5174,233 @@
 </w:styles>
 </file>
 
+<file path=word/ink/ink1.xml><?xml version="1.0" encoding="utf-8"?>
+<inkml:ink xmlns:inkml="http://www.w3.org/2003/InkML">
+  <inkml:definitions>
+    <inkml:context xml:id="ctx0">
+      <inkml:inkSource xml:id="inkSrc0">
+        <inkml:traceFormat>
+          <inkml:channel name="X" type="integer" min="-2.14748E9" max="2.14748E9" units="cm"/>
+          <inkml:channel name="Y" type="integer" min="-2.14748E9" max="2.14748E9" units="cm"/>
+          <inkml:channel name="F" type="integer" max="32767" units="dev"/>
+        </inkml:traceFormat>
+        <inkml:channelProperties>
+          <inkml:channelProperty channel="X" name="resolution" value="1000" units="1/cm"/>
+          <inkml:channelProperty channel="Y" name="resolution" value="1000" units="1/cm"/>
+          <inkml:channelProperty channel="F" name="resolution" value="0" units="1/dev"/>
+        </inkml:channelProperties>
+      </inkml:inkSource>
+      <inkml:timestamp xml:id="ts0" timeString="2026-04-29T19:59:19.928"/>
+    </inkml:context>
+    <inkml:brush xml:id="br0">
+      <inkml:brushProperty name="width" value="0.025" units="cm"/>
+      <inkml:brushProperty name="height" value="0.025" units="cm"/>
+      <inkml:brushProperty name="color" value="#E71224"/>
+    </inkml:brush>
+  </inkml:definitions>
+  <inkml:trace contextRef="#ctx0" brushRef="#br0">31 175 24575,'-1'-2'0,"-1"-3"0,2-3 0,0-4 0,0-2 0,0 1 0,0 0 0,0 0 0,0 1 0,1 1 0,1-1 0,3 0 0,2 1 0,0 1 0,1 2 0,-1 1 0,1 3 0,-1 0 0,1 2 0,-1 1 0,0 1 0,-2 0 0,0 0 0,-1 0 0,-1 0 0,-1 2 0,-1 0 0,-1 2 0,0 0 0,0-1 0,0 1 0,0 0 0,0 0 0,0 1 0,0-1 0,-1 0 0,-2-1 0,-2 1 0,0-1 0,-2 1 0,1-2 0,0 1 0,1-1 0,3-1 0,2 0 0,4-1 0,-1 0 0,1 0 0,0 0 0,-1 1 0,-1 2 0,0-1 0,0 2 0,0 1 0,0 2 0,-1 0 0,0 0 0,0 2 0,-1-1 0,0 1 0,0-1 0,0 0 0,0-1 0,0 0 0,0 1 0,0-2 0,-1 1 0,0-2 0,-3 0 0,-1 0 0,-1-1 0,1 0 0,-1-2 0,0 1 0,-2-1 0,0 2 0,-1-1 0,1 1 0,1-1 0,1-2 0,1 0 0,1-1 0,1 0 0,0 0 0,0 0 0,-1 0 0,0 0 0,1 1 0,1 1 0,1 0 0,1 0 0</inkml:trace>
+</inkml:ink>
+</file>
+
+<file path=word/ink/ink2.xml><?xml version="1.0" encoding="utf-8"?>
+<inkml:ink xmlns:inkml="http://www.w3.org/2003/InkML">
+  <inkml:definitions>
+    <inkml:context xml:id="ctx0">
+      <inkml:inkSource xml:id="inkSrc0">
+        <inkml:traceFormat>
+          <inkml:channel name="X" type="integer" min="-2.14748E9" max="2.14748E9" units="cm"/>
+          <inkml:channel name="Y" type="integer" min="-2.14748E9" max="2.14748E9" units="cm"/>
+          <inkml:channel name="F" type="integer" max="32767" units="dev"/>
+        </inkml:traceFormat>
+        <inkml:channelProperties>
+          <inkml:channelProperty channel="X" name="resolution" value="1000" units="1/cm"/>
+          <inkml:channelProperty channel="Y" name="resolution" value="1000" units="1/cm"/>
+          <inkml:channelProperty channel="F" name="resolution" value="0" units="1/dev"/>
+        </inkml:channelProperties>
+      </inkml:inkSource>
+      <inkml:timestamp xml:id="ts0" timeString="2026-04-29T19:59:14.875"/>
+    </inkml:context>
+    <inkml:brush xml:id="br0">
+      <inkml:brushProperty name="width" value="0.025" units="cm"/>
+      <inkml:brushProperty name="height" value="0.025" units="cm"/>
+      <inkml:brushProperty name="color" value="#E71224"/>
+    </inkml:brush>
+  </inkml:definitions>
+  <inkml:trace contextRef="#ctx0" brushRef="#br0">102 93 24575,'2'5'0,"-1"7"0,1 12 0,3 6 0,2 2 0,2-1 0,-1-4 0,1-5 0,-1-6 0,-1-5 0,0-5 0,-2-4 0,0-1 0,0 0 0,1-2 0,0-3 0,1-3 0,0-4 0,-2 0 0,-1 0 0,-2 1 0,-1 3 0,-1 0 0,0 0 0,0-1 0,0-1 0,0 1 0,0 1 0,0 3 0,0 4 0,0 8 0,0 6 0,0 6 0,-2 5 0,-2 5 0,-2 2 0,-3 2 0,0 0 0,-1-5 0,1-2 0,0-4 0,-1-2 0,1-2 0,0-4 0,0-1 0,2-4 0,-2-1 0,1-1 0,-1-2 0,1-2 0,0 0 0,0-2 0,3 0 0,-1 0 0,2-1 0,1 0 0,-1-1 0,-1-1 0,-1-1 0,-1-2 0,-1-2 0,1 0 0,1 0 0,2 1 0,2 1 0,1 2 0,1 0 0</inkml:trace>
+  <inkml:trace contextRef="#ctx0" brushRef="#br0" timeOffset="1883">95 1 24575,'7'0'0,"9"0"0,-4 0 0,8 0 0,-8 0 0,0 0 0,-1 0 0,-2 1 0,1 1 0,-1 0 0,0-1 0,0 0 0,0-1 0,-1 0 0,-1 0 0,-2 1 0,0 0 0,0 0 0,1 1 0,-1-1 0,1 0 0,0-1 0,-1 0 0,0 0 0,-1 0 0,-2 0 0,-1 0 0</inkml:trace>
+</inkml:ink>
+</file>
+
+<file path=word/ink/ink3.xml><?xml version="1.0" encoding="utf-8"?>
+<inkml:ink xmlns:inkml="http://www.w3.org/2003/InkML">
+  <inkml:definitions>
+    <inkml:context xml:id="ctx0">
+      <inkml:inkSource xml:id="inkSrc0">
+        <inkml:traceFormat>
+          <inkml:channel name="X" type="integer" min="-2.14748E9" max="2.14748E9" units="cm"/>
+          <inkml:channel name="Y" type="integer" min="-2.14748E9" max="2.14748E9" units="cm"/>
+          <inkml:channel name="F" type="integer" max="32767" units="dev"/>
+        </inkml:traceFormat>
+        <inkml:channelProperties>
+          <inkml:channelProperty channel="X" name="resolution" value="1000" units="1/cm"/>
+          <inkml:channelProperty channel="Y" name="resolution" value="1000" units="1/cm"/>
+          <inkml:channelProperty channel="F" name="resolution" value="0" units="1/dev"/>
+        </inkml:channelProperties>
+      </inkml:inkSource>
+      <inkml:timestamp xml:id="ts0" timeString="2026-04-29T19:59:10.307"/>
+    </inkml:context>
+    <inkml:brush xml:id="br0">
+      <inkml:brushProperty name="width" value="0.025" units="cm"/>
+      <inkml:brushProperty name="height" value="0.025" units="cm"/>
+      <inkml:brushProperty name="color" value="#E71224"/>
+    </inkml:brush>
+  </inkml:definitions>
+  <inkml:trace contextRef="#ctx0" brushRef="#br0">7 220 24575,'0'-7'0,"0"-4"0,0-2 0,0-3 0,0-2 0,0 2 0,0 0 0,0 4 0,0 1 0,0 3 0,0 2 0,0 0 0,0 1 0,0-3 0,2 0 0,0 0 0,0 1 0,1 2 0,-2 1 0,0-2 0,-1 0 0,0-1 0,1 2 0,1 0 0,0 3 0,1 0 0,1 1 0,-1 1 0,0 0 0,-1 0 0,1 2 0,0 1 0,0 2 0,0 2 0,-1 0 0,0 1 0,-1-1 0,0 0 0,-1 0 0,1-1 0,-1-2 0,1-1 0,0 0 0,-1 2 0,0-1 0,0-1 0,0 1 0,0 0 0,0-1 0,0 1 0,0-1 0,0 1 0,1 0 0,0 1 0,1 1 0,1 0 0,1 1 0,-1 1 0,-1 0 0,0 2 0,1 0 0,0 2 0,0 0 0,0 0 0,-1-1 0,0-2 0,-1-4 0,0-2 0</inkml:trace>
+  <inkml:trace contextRef="#ctx0" brushRef="#br0" timeOffset="1484">1 221 24575,'9'0'0,"1"0"0,2 0 0,0 0 0,0 0 0,-1 0 0,-1 0 0,-2 0 0,-1 1 0,1 0 0,-2 0 0,0-1 0,-2 0 0,0 0 0,0 0 0,0 0 0,0 0 0,-1 0 0,-2 0 0,0 0 0</inkml:trace>
+</inkml:ink>
+</file>
+
+<file path=word/ink/ink4.xml><?xml version="1.0" encoding="utf-8"?>
+<inkml:ink xmlns:inkml="http://www.w3.org/2003/InkML">
+  <inkml:definitions>
+    <inkml:context xml:id="ctx0">
+      <inkml:inkSource xml:id="inkSrc0">
+        <inkml:traceFormat>
+          <inkml:channel name="X" type="integer" min="-2.14748E9" max="2.14748E9" units="cm"/>
+          <inkml:channel name="Y" type="integer" min="-2.14748E9" max="2.14748E9" units="cm"/>
+          <inkml:channel name="F" type="integer" max="32767" units="dev"/>
+        </inkml:traceFormat>
+        <inkml:channelProperties>
+          <inkml:channelProperty channel="X" name="resolution" value="1000" units="1/cm"/>
+          <inkml:channelProperty channel="Y" name="resolution" value="1000" units="1/cm"/>
+          <inkml:channelProperty channel="F" name="resolution" value="0" units="1/dev"/>
+        </inkml:channelProperties>
+      </inkml:inkSource>
+      <inkml:timestamp xml:id="ts0" timeString="2026-04-29T19:59:05.574"/>
+    </inkml:context>
+    <inkml:brush xml:id="br0">
+      <inkml:brushProperty name="width" value="0.025" units="cm"/>
+      <inkml:brushProperty name="height" value="0.025" units="cm"/>
+      <inkml:brushProperty name="color" value="#E71224"/>
+    </inkml:brush>
+  </inkml:definitions>
+  <inkml:trace contextRef="#ctx0" brushRef="#br0">0 105 24575,'0'4'0,"5"6"0,5 6 0,3 0 0,3 1 0,-3-6 0,0-2 0,1-2 0,0-4 0,0-1 0,-1-2 0,-2 0 0,-3 0 0,-1-3 0,-2-1 0,-2-1 0,-1-1 0,-1 1 0,0-1 0,0 0 0,0 0 0,1 0 0,-1-1 0,1 0 0,-1-1 0,1 2 0,-1 0 0,1 1 0,0 3 0,-1 2 0,0 3 0,-1 1 0,0 1 0,0 4 0,0 7 0,0 10 0,1 10 0,0 6 0,0 2 0,0 0 0,0-2 0,-1-3 0,0-5 0,-1-8 0,-2-7 0,-2-5 0,-3-4 0,-1-1 0,-1-2 0,1-1 0,0-1 0,1-3 0,0-1 0,2-2 0,2 0 0,1-3 0,-1-1 0,1-1 0,-2-1 0,-1 1 0,0 0 0,0 2 0,0 1 0,1 0 0,1 1 0,1 0 0,-1 0 0,2 1 0,1 0 0</inkml:trace>
+  <inkml:trace contextRef="#ctx0" brushRef="#br0" timeOffset="1501">20 27 24575,'27'0'0,"-3"-2"0,19-2 0,-8 0 0,-2-1 0,-4 3 0,-7 0 0,-4 2 0,-5 0 0,-2-1 0,-1 0 0,-2 0 0,-1 0 0,-1 0 0,-2 0 0,-2 0 0,-1 1 0</inkml:trace>
+</inkml:ink>
+</file>
+
+<file path=word/ink/ink5.xml><?xml version="1.0" encoding="utf-8"?>
+<inkml:ink xmlns:inkml="http://www.w3.org/2003/InkML">
+  <inkml:definitions>
+    <inkml:context xml:id="ctx0">
+      <inkml:inkSource xml:id="inkSrc0">
+        <inkml:traceFormat>
+          <inkml:channel name="X" type="integer" min="-2.14748E9" max="2.14748E9" units="cm"/>
+          <inkml:channel name="Y" type="integer" min="-2.14748E9" max="2.14748E9" units="cm"/>
+          <inkml:channel name="F" type="integer" max="32767" units="dev"/>
+        </inkml:traceFormat>
+        <inkml:channelProperties>
+          <inkml:channelProperty channel="X" name="resolution" value="1000" units="1/cm"/>
+          <inkml:channelProperty channel="Y" name="resolution" value="1000" units="1/cm"/>
+          <inkml:channelProperty channel="F" name="resolution" value="0" units="1/dev"/>
+        </inkml:channelProperties>
+      </inkml:inkSource>
+      <inkml:timestamp xml:id="ts0" timeString="2026-04-29T19:58:54.524"/>
+    </inkml:context>
+    <inkml:brush xml:id="br0">
+      <inkml:brushProperty name="width" value="0.025" units="cm"/>
+      <inkml:brushProperty name="height" value="0.025" units="cm"/>
+      <inkml:brushProperty name="color" value="#E71224"/>
+    </inkml:brush>
+  </inkml:definitions>
+  <inkml:trace contextRef="#ctx0" brushRef="#br0">81 0 24575,'0'5'0,"0"3"0,0 7 0,0 5 0,0 7 0,0 1 0,-1-1 0,-2 1 0,0-2 0,-2 1 0,1 1 0,0 0 0,2 2 0,0-2 0,0 2 0,-1 2 0,-1 0 0,-1 1 0,-2 0 0,1-1 0,0-3 0,0-4 0,2-5 0,0-3 0,1-3 0,1-2 0,0-3 0,1-2 0,0-1 0,1-3 0,0-1 0</inkml:trace>
+</inkml:ink>
+</file>
+
+<file path=word/ink/ink6.xml><?xml version="1.0" encoding="utf-8"?>
+<inkml:ink xmlns:inkml="http://www.w3.org/2003/InkML">
+  <inkml:definitions>
+    <inkml:context xml:id="ctx0">
+      <inkml:inkSource xml:id="inkSrc0">
+        <inkml:traceFormat>
+          <inkml:channel name="X" type="integer" min="-2.14748E9" max="2.14748E9" units="cm"/>
+          <inkml:channel name="Y" type="integer" min="-2.14748E9" max="2.14748E9" units="cm"/>
+          <inkml:channel name="F" type="integer" max="32767" units="dev"/>
+        </inkml:traceFormat>
+        <inkml:channelProperties>
+          <inkml:channelProperty channel="X" name="resolution" value="1000" units="1/cm"/>
+          <inkml:channelProperty channel="Y" name="resolution" value="1000" units="1/cm"/>
+          <inkml:channelProperty channel="F" name="resolution" value="0" units="1/dev"/>
+        </inkml:channelProperties>
+      </inkml:inkSource>
+      <inkml:timestamp xml:id="ts0" timeString="2026-04-29T19:58:52.707"/>
+    </inkml:context>
+    <inkml:brush xml:id="br0">
+      <inkml:brushProperty name="width" value="0.025" units="cm"/>
+      <inkml:brushProperty name="height" value="0.025" units="cm"/>
+      <inkml:brushProperty name="color" value="#E71224"/>
+    </inkml:brush>
+  </inkml:definitions>
+  <inkml:trace contextRef="#ctx0" brushRef="#br0">1 1 24575,'0'5'0,"0"2"0,0 7 0,0 6 0,0 6 0,0 8 0,0 5 0,0 5 0,0 1 0,0-4 0,0-5 0,0-6 0,0-3 0,0-2 0,0-5 0,0-4 0,0-5 0,0-2 0,0-2 0,0 0 0,0-2 0,0 0 0,0-1 0,0-1 0,0 1 0,0 0 0,0-1 0,0-1 0,0 0 0</inkml:trace>
+</inkml:ink>
+</file>
+
+<file path=word/ink/ink7.xml><?xml version="1.0" encoding="utf-8"?>
+<inkml:ink xmlns:inkml="http://www.w3.org/2003/InkML">
+  <inkml:definitions>
+    <inkml:context xml:id="ctx0">
+      <inkml:inkSource xml:id="inkSrc0">
+        <inkml:traceFormat>
+          <inkml:channel name="X" type="integer" min="-2.14748E9" max="2.14748E9" units="cm"/>
+          <inkml:channel name="Y" type="integer" min="-2.14748E9" max="2.14748E9" units="cm"/>
+          <inkml:channel name="F" type="integer" max="32767" units="dev"/>
+        </inkml:traceFormat>
+        <inkml:channelProperties>
+          <inkml:channelProperty channel="X" name="resolution" value="1000" units="1/cm"/>
+          <inkml:channelProperty channel="Y" name="resolution" value="1000" units="1/cm"/>
+          <inkml:channelProperty channel="F" name="resolution" value="0" units="1/dev"/>
+        </inkml:channelProperties>
+      </inkml:inkSource>
+      <inkml:timestamp xml:id="ts0" timeString="2026-04-29T19:58:50.240"/>
+    </inkml:context>
+    <inkml:brush xml:id="br0">
+      <inkml:brushProperty name="width" value="0.025" units="cm"/>
+      <inkml:brushProperty name="height" value="0.025" units="cm"/>
+      <inkml:brushProperty name="color" value="#E71224"/>
+    </inkml:brush>
+  </inkml:definitions>
+  <inkml:trace contextRef="#ctx0" brushRef="#br0">1 1 24575,'0'13'0,"0"12"0,0 16 0,0 19 0,0 10 0,0 11 0,0-11 0,0 1 0,0 18 0,0-23 0,0-4 0,0-9 0,0-8 0,0-5 0,0-4 0,0-1 0,0 1 0,0-3 0,0 0 0,0 0 0,0 0 0,0 2 0,0-1 0,1-1 0,0-3 0,1-2 0,0 1 0,0-4 0,-1-1 0,0-3 0,0-3 0,0-3 0,0-4 0,0-3 0,1-3 0,-1-1 0,0-1 0,1-1 0,-1 1 0,0-1 0,1 0 0,-2 0 0,1-1 0</inkml:trace>
+</inkml:ink>
+</file>
+
+<file path=word/ink/ink8.xml><?xml version="1.0" encoding="utf-8"?>
+<inkml:ink xmlns:inkml="http://www.w3.org/2003/InkML">
+  <inkml:definitions>
+    <inkml:context xml:id="ctx0">
+      <inkml:inkSource xml:id="inkSrc0">
+        <inkml:traceFormat>
+          <inkml:channel name="X" type="integer" min="-2.14748E9" max="2.14748E9" units="cm"/>
+          <inkml:channel name="Y" type="integer" min="-2.14748E9" max="2.14748E9" units="cm"/>
+          <inkml:channel name="F" type="integer" max="32767" units="dev"/>
+        </inkml:traceFormat>
+        <inkml:channelProperties>
+          <inkml:channelProperty channel="X" name="resolution" value="1000" units="1/cm"/>
+          <inkml:channelProperty channel="Y" name="resolution" value="1000" units="1/cm"/>
+          <inkml:channelProperty channel="F" name="resolution" value="0" units="1/dev"/>
+        </inkml:channelProperties>
+      </inkml:inkSource>
+      <inkml:timestamp xml:id="ts0" timeString="2026-04-29T19:59:36.909"/>
+    </inkml:context>
+    <inkml:brush xml:id="br0">
+      <inkml:brushProperty name="width" value="0.025" units="cm"/>
+      <inkml:brushProperty name="height" value="0.025" units="cm"/>
+      <inkml:brushProperty name="color" value="#E71224"/>
+    </inkml:brush>
+  </inkml:definitions>
+  <inkml:trace contextRef="#ctx0" brushRef="#br0">1 1 24575,'8'0'0,"12"0"0,15 0 0,17 0 0,10 0 0,5 0 0,11 0 0,5 0 0,8 0 0,3 0 0,1 1 0,3 2 0,-4 2 0,-5 2 0,-2-1 0,-5 0 0,-1 0 0,-3-1 0,-7-2 0,0-2 0,-2-1 0,6 0 0,0 0 0,1 0 0,-1 0 0,-5 0 0,-3 0 0,-3 1 0,-2 2 0,-2 2 0,3 2 0,-2 0 0,-2 0 0,-3 0 0,-3 0 0,-1-1 0,-1 0 0,1-1 0,1 0 0,-2 0 0,-4-1 0,-6 0 0,-9-2 0,-10-1 0,-7 0 0,-7 0 0,-4 0 0,-4 3 0,0-3 0,-2 2 0</inkml:trace>
+</inkml:ink>
+</file>
+
 <file path=word/theme/theme1.xml><?xml version="1.0" encoding="utf-8"?>
 <a:theme xmlns:a="http://schemas.openxmlformats.org/drawingml/2006/main" name="Office Theme">
   <a:themeElements>
